--- a/cf/sh/u/files/u037.docx
+++ b/cf/sh/u/files/u037.docx
@@ -20,7 +20,7 @@
     </w:p>
     <w:p>
       <w:r>
-        <w:t>請針對每個題目，把答案填在「回答：」後面（越具體越好）；填好後請放回您的部門資料夾即可，不需回信。</w:t>
+        <w:t>這份問卷是想更了解您的實際作業，好把您的 AI 助理做得更貼近需求。第一部分請把答案填在「回答：」後面（越具體越好）；第二部分只是先讓您了解，之後用的時候再一起調整，不用現在填。填好後放回您的部門資料夾即可，不需回信。</w:t>
       </w:r>
     </w:p>
     <w:p>
@@ -32,8 +32,16 @@
       </w:r>
     </w:p>
     <w:p>
+      <w:pPr>
+        <w:pStyle w:val="Heading2"/>
+      </w:pPr>
       <w:r>
-        <w:t>1. 廠區簽到目前為紙本，能否改電子簽到或每日掃描/匯出（B 級前置關鍵）？或評估 OCR？</w:t>
+        <w:t>一、請您提供或確認的事情</w:t>
+      </w:r>
+    </w:p>
+    <w:p>
+      <w:r>
+        <w:t>1. 簽到表目前是紙本，建議先改電子簽到或每天掃描匯出，AI 才有穩定資料算人數（這步是關鍵）</w:t>
       </w:r>
     </w:p>
     <w:p>
@@ -43,7 +51,7 @@
     </w:p>
     <w:p>
       <w:r>
-        <w:t>2. 每天要輸入的兩個目標檔案各自的欄位定義與格式為何？</w:t>
+        <w:t>2. 請提供那兩個目標檔案的欄位和格式，AI 才知道要填成什麼樣</w:t>
       </w:r>
     </w:p>
     <w:p>
@@ -53,7 +61,7 @@
     </w:p>
     <w:p>
       <w:r>
-        <w:t>3. 案場/承攬商代號對照表是否已建立？</w:t>
+        <w:t>3. 請提供案場／承攬商的代號對照表</w:t>
       </w:r>
     </w:p>
     <w:p>
@@ -63,7 +71,7 @@
     </w:p>
     <w:p>
       <w:r>
-        <w:t>4. 出工人數依案場/班別/承攬商如何統計口徑？</w:t>
+        <w:t>4. 請說明人數要怎麼統計（依案場？依班別？依承攬商？）</w:t>
       </w:r>
     </w:p>
     <w:p>
@@ -73,7 +81,7 @@
     </w:p>
     <w:p>
       <w:r>
-        <w:t>5. 簽名模糊或缺案場時的處理原則（標待補、不臆測人數）是否確認？</w:t>
+        <w:t>5. 如果先用拍照方式，請提供幾份簽到表樣本讓 AI 測試認不認得出簽名</w:t>
       </w:r>
     </w:p>
     <w:p>
@@ -82,13 +90,36 @@
       </w:r>
     </w:p>
     <w:p>
+      <w:pPr>
+        <w:pStyle w:val="Heading2"/>
+      </w:pPr>
       <w:r>
-        <w:t>6. 統計後由誰覆核、存共用硬碟？</w:t>
+        <w:t>二、要用了之後、跟 AI 一起調整的事情（先了解即可，不用現在填）</w:t>
       </w:r>
     </w:p>
     <w:p>
       <w:r>
-        <w:t>回答：</w:t>
+        <w:t>• 把簽到表給 AI，它幫您算出各案場出工人數、填進目標 Excel 格式</w:t>
+      </w:r>
+    </w:p>
+    <w:p>
+      <w:r>
+        <w:t>• 簽名模糊或缺案場時，AI 會標「待補」，不會亂猜人數</w:t>
+      </w:r>
+    </w:p>
+    <w:p>
+      <w:r>
+        <w:t>• 有人要求灌水人數，AI 會拒絕，提醒以實際簽到為準</w:t>
+      </w:r>
+    </w:p>
+    <w:p>
+      <w:r>
+        <w:t>• 統計初稿出來由您確認後，存進共用硬碟兩個檔</w:t>
+      </w:r>
+    </w:p>
+    <w:p>
+      <w:r>
+        <w:t>• 這題關鍵是先把簽到改電子化，之後 AI 就能省下每天手動 key 的時間</w:t>
       </w:r>
     </w:p>
     <w:p/>
@@ -101,8 +132,16 @@
       </w:r>
     </w:p>
     <w:p>
+      <w:pPr>
+        <w:pStyle w:val="Heading2"/>
+      </w:pPr>
       <w:r>
-        <w:t>1. 缺失資料目前為紙本，能否改線上表單或定期匯出/掃描（B 級前置關鍵）？或評估 OCR？</w:t>
+        <w:t>一、請您提供或確認的事情</w:t>
+      </w:r>
+    </w:p>
+    <w:p>
+      <w:r>
+        <w:t>1. 缺失資料目前是紙本，建議先改線上表單或定期掃描匯出，AI 才有穩定資料統計（這步是關鍵）</w:t>
       </w:r>
     </w:p>
     <w:p>
@@ -112,7 +151,7 @@
     </w:p>
     <w:p>
       <w:r>
-        <w:t>2. 月缺失統計表與月報的固定格式為何？</w:t>
+        <w:t>2. 請提供月缺失統計表和月報的固定格式</w:t>
       </w:r>
     </w:p>
     <w:p>
@@ -122,7 +161,7 @@
     </w:p>
     <w:p>
       <w:r>
-        <w:t>3. 缺失類別標準分類與結案率計算規則是什麼？</w:t>
+        <w:t>3. 請提供缺失的標準分類，以及結案率怎麼算</w:t>
       </w:r>
     </w:p>
     <w:p>
@@ -132,7 +171,7 @@
     </w:p>
     <w:p>
       <w:r>
-        <w:t>4. 缺失紀錄的欄位定義與結案狀態用語是否已統一？</w:t>
+        <w:t>4. 請確認每筆要抓什麼（日期、案場、缺失類別、改善期限、結案狀態）</w:t>
       </w:r>
     </w:p>
     <w:p>
@@ -142,7 +181,7 @@
     </w:p>
     <w:p>
       <w:r>
-        <w:t>5. 月報是否需趨勢比對（對上月），基準由誰提供？</w:t>
+        <w:t>5. 如果先用拍照方式，請提供幾份紙本樣本讓 AI 測試認得準不準</w:t>
       </w:r>
     </w:p>
     <w:p>
@@ -151,13 +190,36 @@
       </w:r>
     </w:p>
     <w:p>
+      <w:pPr>
+        <w:pStyle w:val="Heading2"/>
+      </w:pPr>
       <w:r>
-        <w:t>6. 統計與月報草稿由誰覆核、存共用硬碟？</w:t>
+        <w:t>二、要用了之後、跟 AI 一起調整的事情（先了解即可，不用現在填）</w:t>
       </w:r>
     </w:p>
     <w:p>
       <w:r>
-        <w:t>回答：</w:t>
+        <w:t>• 把缺失資料給 AI，它幫您算月統計、結案率，並產出統計表和月報初稿</w:t>
+      </w:r>
+    </w:p>
+    <w:p>
+      <w:r>
+        <w:t>• 資料缺漏時 AI 會標「待補」，不會亂算件數或比率</w:t>
+      </w:r>
+    </w:p>
+    <w:p>
+      <w:r>
+        <w:t>• 有人要求「把結案率弄好看」，AI 會拒絕，提醒以實際資料為準</w:t>
+      </w:r>
+    </w:p>
+    <w:p>
+      <w:r>
+        <w:t>• 初稿出來後由您確認、補待補，存進共用硬碟</w:t>
+      </w:r>
+    </w:p>
+    <w:p>
+      <w:r>
+        <w:t>• 這題關鍵是先把缺失紀錄數位化，做好後 AI 就能快速接手</w:t>
       </w:r>
     </w:p>
     <w:p/>
